--- a/THESIS DOCUMENTATION/Project_FALCON_Power_System_Validation.docx
+++ b/THESIS DOCUMENTATION/Project_FALCON_Power_System_Validation.docx
@@ -2,6 +2,51 @@
 <file path=word/document.xml><?xml version="1.0" encoding="utf-8"?>
 <ns0:document xmlns:ns0="http://schemas.openxmlformats.org/wordprocessingml/2006/main" xmlns:ns1="http://schemas.openxmlformats.org/markup-compatibility/2006" ns1:Ignorable="w14 wp14 w15">
   <ns0:body>
+    <ns0:p>
+      <ns0:pPr>
+        <ns0:spacing ns0:after="60"/>
+        <ns0:jc ns0:val="center"/>
+        <ns0:shd ns0:fill="0F766E"/>
+      </ns0:pPr>
+      <ns0:r>
+        <ns0:rPr>
+          <ns0:b/>
+          <ns0:color ns0:val="FFFFFF"/>
+          <ns0:sz ns0:val="20"/>
+        </ns0:rPr>
+        <ns0:t>PROJECT FALCON DOCUMENT-CONTROL UPDATE — 10 SEPTEMBER 2026</ns0:t>
+      </ns0:r>
+    </ns0:p>
+    <ns0:p>
+      <ns0:pPr>
+        <ns0:spacing ns0:after="60"/>
+        <ns0:jc ns0:val="center"/>
+        <ns0:shd ns0:fill="FEF3C7"/>
+      </ns0:pPr>
+      <ns0:r>
+        <ns0:rPr>
+          <ns0:b/>
+          <ns0:color ns0:val="B45309"/>
+          <ns0:sz ns0:val="18"/>
+        </ns0:rPr>
+        <ns0:t>STATUS OF THIS COPY: CURRENT SUPPORTING RECORD, subject to the canonical BayStation.docx and docs/PROJECT_CONTEXT.md.</ns0:t>
+      </ns0:r>
+    </ns0:p>
+    <ns0:p>
+      <ns0:pPr>
+        <ns0:spacing ns0:after="60"/>
+        <ns0:jc ns0:val="center"/>
+        <ns0:shd ns0:fill="F3F4F6"/>
+      </ns0:pPr>
+      <ns0:r>
+        <ns0:rPr>
+          <ns0:b ns0:val="0"/>
+          <ns0:color ns0:val="374151"/>
+          <ns0:sz ns0:val="16"/>
+        </ns0:rPr>
+        <ns0:t>Current pressure-sensor baseline: Holykell HPT604 Type A, provisionally 0–2 mH2O vented gauge with 4–20 mA output, is the recommended long-duration deployment candidate. The exact order code, continuous-saltwater suitability, wetted materials, seal, cable and calibration must be confirmed before purchase. The protected 12 V loop requires a 150 ohm 0.1% shunt, input protection/filtering and a 3.3 V ADS1115 receiver. Bar02 is bench-only; its old I2C PCB and wiring are not fabrication-ready. No hardware is represented as purchased or field-validated.</ns0:t>
+      </ns0:r>
+    </ns0:p>
     <ns0:p>
       <ns0:pPr>
         <ns0:pStyle ns0:val="Heading1"/>
